--- a/contracts/templates_pdf/template_non_ecm_en.docx
+++ b/contracts/templates_pdf/template_non_ecm_en.docx
@@ -2034,11 +2034,57 @@
         <w:rPr>
           <w:rFonts w:cs="Arial" w:ascii="Century Gothic" w:hAnsi="Century Gothic"/>
         </w:rPr>
-        <w:t xml:space="preserve">Should the Event, due to unforeseen circumstances or for any exceptional and unforeseen reason of any nature, be unable to take place, immediate notice shall be given to all those who have already submitted an application for admission/participation. In such case, the Organising Secretariat shall proceed with a new scheduling and the Sponsor shall have the option to adhere to it or to request a refund of the amount paid. Upon refund of the aforesaid sum, no further claim of any kind may be made against the Organising Secretariat for any reason or cause. Should the Event, for any reason whatsoever, be closed early or temporarily suspended, regardless of the will of the Organising Secretariat, no indemnity shall be due to the Sponsors for any reason or cause</w:t>
-      </w:r>
-      <w:r>
-        <w:rPr/>
-        <w:t xml:space="preserve">. </w:t>
+        <w:t>Should the Event, due to unforeseen circumstances or for any exceptional and unforeseen reason of any nature, be unable to take place, immediate notice shall be given to all those who have already submitted an application for admission/participation. In such case, the Organising Secretariat shall proceed with a new scheduling and the Sponsor shall have the option to adhere to it or to request a refund of the amount paid. Upon refund of the aforesaid sum, no further claim of any kind may be made against the Organising Secretariat for any reason or cause.</w:t>
+      </w:r>
+    </w:p>
+    <w:p>
+      <w:pPr>
+        <w:pStyle w:val="Paragrafoelenco"/>
+        <w:widowControl w:val="false"/>
+        <w:tabs>
+          <w:tab w:val="clear" w:pos="709"/>
+          <w:tab w:val="right" w:pos="426" w:leader="none"/>
+          <w:tab w:val="left" w:pos="1765" w:leader="none"/>
+        </w:tabs>
+        <w:autoSpaceDE w:val="false"/>
+        <w:spacing w:lineRule="auto" w:line="240" w:before="1" w:after="0"/>
+        <w:ind w:start="0" w:end="56"/>
+        <w:contextualSpacing w:val="false"/>
+        <w:jc w:val="both"/>
+        <w:rPr>
+          <w:rFonts w:ascii="Arial" w:hAnsi="Arial" w:cs="Arial"/>
+        </w:rPr>
+      </w:pPr>
+      <w:r>
+        <w:rPr>
+          <w:rFonts w:cs="Arial" w:ascii="Century Gothic" w:hAnsi="Century Gothic"/>
+        </w:rPr>
+        <w:t>Should a refund be requested, it will be made by bank transfer within 90 days of the scheduled start date of the Event.</w:t>
+      </w:r>
+    </w:p>
+    <w:p>
+      <w:pPr>
+        <w:pStyle w:val="Paragrafoelenco"/>
+        <w:widowControl w:val="false"/>
+        <w:tabs>
+          <w:tab w:val="clear" w:pos="709"/>
+          <w:tab w:val="right" w:pos="426" w:leader="none"/>
+          <w:tab w:val="left" w:pos="1765" w:leader="none"/>
+        </w:tabs>
+        <w:autoSpaceDE w:val="false"/>
+        <w:spacing w:lineRule="auto" w:line="240" w:before="1" w:after="0"/>
+        <w:ind w:start="0" w:end="56"/>
+        <w:contextualSpacing w:val="false"/>
+        <w:jc w:val="both"/>
+        <w:rPr>
+          <w:rFonts w:ascii="Arial" w:hAnsi="Arial" w:cs="Arial"/>
+        </w:rPr>
+      </w:pPr>
+      <w:r>
+        <w:rPr>
+          <w:rFonts w:cs="Arial" w:ascii="Century Gothic" w:hAnsi="Century Gothic"/>
+        </w:rPr>
+        <w:t>Should the Event, for any reason whatsoever, be closed early or temporarily suspended, regardless of the will of the Organising Secretariat, no indemnity shall be due to the Sponsors for any reason or cause.</w:t>
       </w:r>
     </w:p>
     <w:p>
